--- a/Documentation.docx
+++ b/Documentation.docx
@@ -893,10 +893,7 @@
         <w:ind w:left="567"/>
         <w:jc w:val="both"/>
         <w:rPr>
-          <w:rFonts w:ascii="Times New Roman" w:hAnsi="Times New Roman" w:cs="Times New Roman"/>
-          <w:sz w:val="28"/>
-          <w:szCs w:val="28"/>
-          <w:lang w:val="en-US"/>
+          <w:noProof/>
         </w:rPr>
       </w:pPr>
       <w:r>
@@ -953,6 +950,253 @@
         </w:drawing>
       </w:r>
     </w:p>
+    <w:p>
+      <w:pPr>
+        <w:tabs>
+          <w:tab w:val="left" w:pos="1212"/>
+        </w:tabs>
+        <w:rPr>
+          <w:lang w:val="en-US"/>
+        </w:rPr>
+      </w:pPr>
+      <w:r>
+        <w:rPr>
+          <w:lang w:val="en-US"/>
+        </w:rPr>
+        <w:t>AI chatbot guide</w:t>
+      </w:r>
+    </w:p>
+    <w:p>
+      <w:pPr>
+        <w:pStyle w:val="ListParagraph"/>
+        <w:numPr>
+          <w:ilvl w:val="0"/>
+          <w:numId w:val="14"/>
+        </w:numPr>
+        <w:tabs>
+          <w:tab w:val="left" w:pos="1212"/>
+        </w:tabs>
+        <w:rPr>
+          <w:lang w:val="en-US"/>
+        </w:rPr>
+      </w:pPr>
+      <w:r>
+        <w:rPr>
+          <w:lang w:val="en-US"/>
+        </w:rPr>
+        <w:t>First built ui for it with below components:</w:t>
+      </w:r>
+    </w:p>
+    <w:p>
+      <w:pPr>
+        <w:pStyle w:val="ListParagraph"/>
+        <w:numPr>
+          <w:ilvl w:val="0"/>
+          <w:numId w:val="1"/>
+        </w:numPr>
+        <w:tabs>
+          <w:tab w:val="left" w:pos="1212"/>
+        </w:tabs>
+        <w:rPr>
+          <w:lang w:val="en-US"/>
+        </w:rPr>
+      </w:pPr>
+      <w:r>
+        <w:t>components/</w:t>
+      </w:r>
+    </w:p>
+    <w:p>
+      <w:pPr>
+        <w:pStyle w:val="ListParagraph"/>
+        <w:numPr>
+          <w:ilvl w:val="0"/>
+          <w:numId w:val="1"/>
+        </w:numPr>
+        <w:tabs>
+          <w:tab w:val="left" w:pos="1212"/>
+        </w:tabs>
+        <w:rPr>
+          <w:lang w:val="en-US"/>
+        </w:rPr>
+      </w:pPr>
+      <w:r>
+        <w:t>ChatAssistant/</w:t>
+      </w:r>
+    </w:p>
+    <w:p>
+      <w:pPr>
+        <w:pStyle w:val="ListParagraph"/>
+        <w:numPr>
+          <w:ilvl w:val="0"/>
+          <w:numId w:val="1"/>
+        </w:numPr>
+        <w:tabs>
+          <w:tab w:val="left" w:pos="1212"/>
+        </w:tabs>
+        <w:rPr>
+          <w:lang w:val="en-US"/>
+        </w:rPr>
+      </w:pPr>
+      <w:r>
+        <w:t>ChatWidget.jsx</w:t>
+      </w:r>
+    </w:p>
+    <w:p>
+      <w:pPr>
+        <w:pStyle w:val="ListParagraph"/>
+        <w:numPr>
+          <w:ilvl w:val="0"/>
+          <w:numId w:val="1"/>
+        </w:numPr>
+        <w:tabs>
+          <w:tab w:val="left" w:pos="1212"/>
+        </w:tabs>
+        <w:rPr>
+          <w:lang w:val="en-US"/>
+        </w:rPr>
+      </w:pPr>
+      <w:r>
+        <w:t>ChatMessage.jsx</w:t>
+      </w:r>
+    </w:p>
+    <w:p>
+      <w:pPr>
+        <w:pStyle w:val="ListParagraph"/>
+        <w:numPr>
+          <w:ilvl w:val="0"/>
+          <w:numId w:val="1"/>
+        </w:numPr>
+        <w:tabs>
+          <w:tab w:val="left" w:pos="1212"/>
+        </w:tabs>
+        <w:rPr>
+          <w:lang w:val="en-US"/>
+        </w:rPr>
+      </w:pPr>
+      <w:r>
+        <w:t>ChatInput.jsx</w:t>
+      </w:r>
+    </w:p>
+    <w:p>
+      <w:pPr>
+        <w:pStyle w:val="ListParagraph"/>
+        <w:numPr>
+          <w:ilvl w:val="0"/>
+          <w:numId w:val="14"/>
+        </w:numPr>
+        <w:tabs>
+          <w:tab w:val="left" w:pos="1212"/>
+        </w:tabs>
+        <w:rPr>
+          <w:lang w:val="en-US"/>
+        </w:rPr>
+      </w:pPr>
+      <w:r>
+        <w:rPr>
+          <w:lang w:val="en-US"/>
+        </w:rPr>
+        <w:t>Basic UI</w:t>
+      </w:r>
+    </w:p>
+    <w:p>
+      <w:pPr>
+        <w:pStyle w:val="ListParagraph"/>
+        <w:numPr>
+          <w:ilvl w:val="0"/>
+          <w:numId w:val="15"/>
+        </w:numPr>
+        <w:tabs>
+          <w:tab w:val="left" w:pos="1212"/>
+        </w:tabs>
+        <w:rPr>
+          <w:lang w:val="en-US"/>
+        </w:rPr>
+      </w:pPr>
+      <w:r>
+        <w:rPr>
+          <w:lang w:val="en-US"/>
+        </w:rPr>
+        <w:t>User Message</w:t>
+      </w:r>
+    </w:p>
+    <w:p>
+      <w:pPr>
+        <w:pStyle w:val="ListParagraph"/>
+        <w:numPr>
+          <w:ilvl w:val="0"/>
+          <w:numId w:val="15"/>
+        </w:numPr>
+        <w:tabs>
+          <w:tab w:val="left" w:pos="1212"/>
+        </w:tabs>
+        <w:rPr>
+          <w:lang w:val="en-US"/>
+        </w:rPr>
+      </w:pPr>
+      <w:r>
+        <w:rPr>
+          <w:lang w:val="en-US"/>
+        </w:rPr>
+        <w:t>AI Message</w:t>
+      </w:r>
+    </w:p>
+    <w:p>
+      <w:pPr>
+        <w:pStyle w:val="ListParagraph"/>
+        <w:numPr>
+          <w:ilvl w:val="0"/>
+          <w:numId w:val="15"/>
+        </w:numPr>
+        <w:tabs>
+          <w:tab w:val="left" w:pos="1212"/>
+        </w:tabs>
+        <w:rPr>
+          <w:lang w:val="en-US"/>
+        </w:rPr>
+      </w:pPr>
+      <w:r>
+        <w:rPr>
+          <w:lang w:val="en-US"/>
+        </w:rPr>
+        <w:t>Input Box</w:t>
+      </w:r>
+    </w:p>
+    <w:p>
+      <w:pPr>
+        <w:pStyle w:val="ListParagraph"/>
+        <w:numPr>
+          <w:ilvl w:val="0"/>
+          <w:numId w:val="15"/>
+        </w:numPr>
+        <w:tabs>
+          <w:tab w:val="left" w:pos="1212"/>
+        </w:tabs>
+        <w:rPr>
+          <w:lang w:val="en-US"/>
+        </w:rPr>
+      </w:pPr>
+      <w:r>
+        <w:rPr>
+          <w:lang w:val="en-US"/>
+        </w:rPr>
+        <w:t>Send Button</w:t>
+      </w:r>
+    </w:p>
+    <w:p>
+      <w:pPr>
+        <w:pStyle w:val="ListParagraph"/>
+        <w:numPr>
+          <w:ilvl w:val="0"/>
+          <w:numId w:val="14"/>
+        </w:numPr>
+        <w:tabs>
+          <w:tab w:val="left" w:pos="1212"/>
+        </w:tabs>
+        <w:rPr>
+          <w:lang w:val="en-US"/>
+        </w:rPr>
+      </w:pPr>
+    </w:p>
     <w:sectPr>
       <w:headerReference w:type="default" r:id="rId9"/>
       <w:pgSz w:w="11906" w:h="16838"/>
@@ -1046,14 +1290,14 @@
   <w:abstractNum w:abstractNumId="0" w15:restartNumberingAfterBreak="0">
     <w:nsid w:val="00FA2660"/>
     <w:multiLevelType w:val="hybridMultilevel"/>
-    <w:tmpl w:val="124ADD8C"/>
+    <w:tmpl w:val="3346649E"/>
     <w:lvl w:ilvl="0" w:tplc="40090001">
       <w:start w:val="1"/>
       <w:numFmt w:val="bullet"/>
       <w:lvlText w:val=""/>
       <w:lvlJc w:val="left"/>
       <w:pPr>
-        <w:ind w:left="720" w:hanging="360"/>
+        <w:ind w:left="1350" w:hanging="360"/>
       </w:pPr>
       <w:rPr>
         <w:rFonts w:ascii="Symbol" w:hAnsi="Symbol" w:hint="default"/>
@@ -1243,6 +1487,92 @@
     </w:lvl>
   </w:abstractNum>
   <w:abstractNum w:abstractNumId="2" w15:restartNumberingAfterBreak="0">
+    <w:nsid w:val="10E66B8B"/>
+    <w:multiLevelType w:val="hybridMultilevel"/>
+    <w:tmpl w:val="0EA2C178"/>
+    <w:lvl w:ilvl="0" w:tplc="4009000F">
+      <w:start w:val="1"/>
+      <w:numFmt w:val="decimal"/>
+      <w:lvlText w:val="%1."/>
+      <w:lvlJc w:val="left"/>
+      <w:pPr>
+        <w:ind w:left="720" w:hanging="360"/>
+      </w:pPr>
+    </w:lvl>
+    <w:lvl w:ilvl="1" w:tplc="40090019" w:tentative="1">
+      <w:start w:val="1"/>
+      <w:numFmt w:val="lowerLetter"/>
+      <w:lvlText w:val="%2."/>
+      <w:lvlJc w:val="left"/>
+      <w:pPr>
+        <w:ind w:left="1440" w:hanging="360"/>
+      </w:pPr>
+    </w:lvl>
+    <w:lvl w:ilvl="2" w:tplc="4009001B" w:tentative="1">
+      <w:start w:val="1"/>
+      <w:numFmt w:val="lowerRoman"/>
+      <w:lvlText w:val="%3."/>
+      <w:lvlJc w:val="right"/>
+      <w:pPr>
+        <w:ind w:left="2160" w:hanging="180"/>
+      </w:pPr>
+    </w:lvl>
+    <w:lvl w:ilvl="3" w:tplc="4009000F" w:tentative="1">
+      <w:start w:val="1"/>
+      <w:numFmt w:val="decimal"/>
+      <w:lvlText w:val="%4."/>
+      <w:lvlJc w:val="left"/>
+      <w:pPr>
+        <w:ind w:left="2880" w:hanging="360"/>
+      </w:pPr>
+    </w:lvl>
+    <w:lvl w:ilvl="4" w:tplc="40090019" w:tentative="1">
+      <w:start w:val="1"/>
+      <w:numFmt w:val="lowerLetter"/>
+      <w:lvlText w:val="%5."/>
+      <w:lvlJc w:val="left"/>
+      <w:pPr>
+        <w:ind w:left="3600" w:hanging="360"/>
+      </w:pPr>
+    </w:lvl>
+    <w:lvl w:ilvl="5" w:tplc="4009001B" w:tentative="1">
+      <w:start w:val="1"/>
+      <w:numFmt w:val="lowerRoman"/>
+      <w:lvlText w:val="%6."/>
+      <w:lvlJc w:val="right"/>
+      <w:pPr>
+        <w:ind w:left="4320" w:hanging="180"/>
+      </w:pPr>
+    </w:lvl>
+    <w:lvl w:ilvl="6" w:tplc="4009000F" w:tentative="1">
+      <w:start w:val="1"/>
+      <w:numFmt w:val="decimal"/>
+      <w:lvlText w:val="%7."/>
+      <w:lvlJc w:val="left"/>
+      <w:pPr>
+        <w:ind w:left="5040" w:hanging="360"/>
+      </w:pPr>
+    </w:lvl>
+    <w:lvl w:ilvl="7" w:tplc="40090019" w:tentative="1">
+      <w:start w:val="1"/>
+      <w:numFmt w:val="lowerLetter"/>
+      <w:lvlText w:val="%8."/>
+      <w:lvlJc w:val="left"/>
+      <w:pPr>
+        <w:ind w:left="5760" w:hanging="360"/>
+      </w:pPr>
+    </w:lvl>
+    <w:lvl w:ilvl="8" w:tplc="4009001B" w:tentative="1">
+      <w:start w:val="1"/>
+      <w:numFmt w:val="lowerRoman"/>
+      <w:lvlText w:val="%9."/>
+      <w:lvlJc w:val="right"/>
+      <w:pPr>
+        <w:ind w:left="6480" w:hanging="180"/>
+      </w:pPr>
+    </w:lvl>
+  </w:abstractNum>
+  <w:abstractNum w:abstractNumId="3" w15:restartNumberingAfterBreak="0">
     <w:nsid w:val="12DA5E5F"/>
     <w:multiLevelType w:val="hybridMultilevel"/>
     <w:tmpl w:val="6652EDF6"/>
@@ -1328,7 +1658,7 @@
       </w:pPr>
     </w:lvl>
   </w:abstractNum>
-  <w:abstractNum w:abstractNumId="3" w15:restartNumberingAfterBreak="0">
+  <w:abstractNum w:abstractNumId="4" w15:restartNumberingAfterBreak="0">
     <w:nsid w:val="15DA7A96"/>
     <w:multiLevelType w:val="hybridMultilevel"/>
     <w:tmpl w:val="9F9A7C18"/>
@@ -1414,7 +1744,7 @@
       </w:pPr>
     </w:lvl>
   </w:abstractNum>
-  <w:abstractNum w:abstractNumId="4" w15:restartNumberingAfterBreak="0">
+  <w:abstractNum w:abstractNumId="5" w15:restartNumberingAfterBreak="0">
     <w:nsid w:val="1ACC3437"/>
     <w:multiLevelType w:val="hybridMultilevel"/>
     <w:tmpl w:val="85685D6A"/>
@@ -1500,7 +1830,120 @@
       </w:pPr>
     </w:lvl>
   </w:abstractNum>
-  <w:abstractNum w:abstractNumId="5" w15:restartNumberingAfterBreak="0">
+  <w:abstractNum w:abstractNumId="6" w15:restartNumberingAfterBreak="0">
+    <w:nsid w:val="1AFB507E"/>
+    <w:multiLevelType w:val="hybridMultilevel"/>
+    <w:tmpl w:val="5504EA68"/>
+    <w:lvl w:ilvl="0" w:tplc="40090001">
+      <w:start w:val="1"/>
+      <w:numFmt w:val="bullet"/>
+      <w:lvlText w:val=""/>
+      <w:lvlJc w:val="left"/>
+      <w:pPr>
+        <w:ind w:left="720" w:hanging="360"/>
+      </w:pPr>
+      <w:rPr>
+        <w:rFonts w:ascii="Symbol" w:hAnsi="Symbol" w:hint="default"/>
+      </w:rPr>
+    </w:lvl>
+    <w:lvl w:ilvl="1" w:tplc="40090003" w:tentative="1">
+      <w:start w:val="1"/>
+      <w:numFmt w:val="bullet"/>
+      <w:lvlText w:val="o"/>
+      <w:lvlJc w:val="left"/>
+      <w:pPr>
+        <w:ind w:left="1440" w:hanging="360"/>
+      </w:pPr>
+      <w:rPr>
+        <w:rFonts w:ascii="Courier New" w:hAnsi="Courier New" w:cs="Courier New" w:hint="default"/>
+      </w:rPr>
+    </w:lvl>
+    <w:lvl w:ilvl="2" w:tplc="40090005" w:tentative="1">
+      <w:start w:val="1"/>
+      <w:numFmt w:val="bullet"/>
+      <w:lvlText w:val=""/>
+      <w:lvlJc w:val="left"/>
+      <w:pPr>
+        <w:ind w:left="2160" w:hanging="360"/>
+      </w:pPr>
+      <w:rPr>
+        <w:rFonts w:ascii="Wingdings" w:hAnsi="Wingdings" w:hint="default"/>
+      </w:rPr>
+    </w:lvl>
+    <w:lvl w:ilvl="3" w:tplc="40090001" w:tentative="1">
+      <w:start w:val="1"/>
+      <w:numFmt w:val="bullet"/>
+      <w:lvlText w:val=""/>
+      <w:lvlJc w:val="left"/>
+      <w:pPr>
+        <w:ind w:left="2880" w:hanging="360"/>
+      </w:pPr>
+      <w:rPr>
+        <w:rFonts w:ascii="Symbol" w:hAnsi="Symbol" w:hint="default"/>
+      </w:rPr>
+    </w:lvl>
+    <w:lvl w:ilvl="4" w:tplc="40090003" w:tentative="1">
+      <w:start w:val="1"/>
+      <w:numFmt w:val="bullet"/>
+      <w:lvlText w:val="o"/>
+      <w:lvlJc w:val="left"/>
+      <w:pPr>
+        <w:ind w:left="3600" w:hanging="360"/>
+      </w:pPr>
+      <w:rPr>
+        <w:rFonts w:ascii="Courier New" w:hAnsi="Courier New" w:cs="Courier New" w:hint="default"/>
+      </w:rPr>
+    </w:lvl>
+    <w:lvl w:ilvl="5" w:tplc="40090005" w:tentative="1">
+      <w:start w:val="1"/>
+      <w:numFmt w:val="bullet"/>
+      <w:lvlText w:val=""/>
+      <w:lvlJc w:val="left"/>
+      <w:pPr>
+        <w:ind w:left="4320" w:hanging="360"/>
+      </w:pPr>
+      <w:rPr>
+        <w:rFonts w:ascii="Wingdings" w:hAnsi="Wingdings" w:hint="default"/>
+      </w:rPr>
+    </w:lvl>
+    <w:lvl w:ilvl="6" w:tplc="40090001" w:tentative="1">
+      <w:start w:val="1"/>
+      <w:numFmt w:val="bullet"/>
+      <w:lvlText w:val=""/>
+      <w:lvlJc w:val="left"/>
+      <w:pPr>
+        <w:ind w:left="5040" w:hanging="360"/>
+      </w:pPr>
+      <w:rPr>
+        <w:rFonts w:ascii="Symbol" w:hAnsi="Symbol" w:hint="default"/>
+      </w:rPr>
+    </w:lvl>
+    <w:lvl w:ilvl="7" w:tplc="40090003" w:tentative="1">
+      <w:start w:val="1"/>
+      <w:numFmt w:val="bullet"/>
+      <w:lvlText w:val="o"/>
+      <w:lvlJc w:val="left"/>
+      <w:pPr>
+        <w:ind w:left="5760" w:hanging="360"/>
+      </w:pPr>
+      <w:rPr>
+        <w:rFonts w:ascii="Courier New" w:hAnsi="Courier New" w:cs="Courier New" w:hint="default"/>
+      </w:rPr>
+    </w:lvl>
+    <w:lvl w:ilvl="8" w:tplc="40090005" w:tentative="1">
+      <w:start w:val="1"/>
+      <w:numFmt w:val="bullet"/>
+      <w:lvlText w:val=""/>
+      <w:lvlJc w:val="left"/>
+      <w:pPr>
+        <w:ind w:left="6480" w:hanging="360"/>
+      </w:pPr>
+      <w:rPr>
+        <w:rFonts w:ascii="Wingdings" w:hAnsi="Wingdings" w:hint="default"/>
+      </w:rPr>
+    </w:lvl>
+  </w:abstractNum>
+  <w:abstractNum w:abstractNumId="7" w15:restartNumberingAfterBreak="0">
     <w:nsid w:val="22C632CB"/>
     <w:multiLevelType w:val="hybridMultilevel"/>
     <w:tmpl w:val="8D846D9C"/>
@@ -1586,7 +2029,7 @@
       </w:pPr>
     </w:lvl>
   </w:abstractNum>
-  <w:abstractNum w:abstractNumId="6" w15:restartNumberingAfterBreak="0">
+  <w:abstractNum w:abstractNumId="8" w15:restartNumberingAfterBreak="0">
     <w:nsid w:val="24E63B14"/>
     <w:multiLevelType w:val="hybridMultilevel"/>
     <w:tmpl w:val="68888E9C"/>
@@ -1672,7 +2115,7 @@
       </w:pPr>
     </w:lvl>
   </w:abstractNum>
-  <w:abstractNum w:abstractNumId="7" w15:restartNumberingAfterBreak="0">
+  <w:abstractNum w:abstractNumId="9" w15:restartNumberingAfterBreak="0">
     <w:nsid w:val="434A4235"/>
     <w:multiLevelType w:val="hybridMultilevel"/>
     <w:tmpl w:val="3B3011BE"/>
@@ -1758,7 +2201,206 @@
       </w:pPr>
     </w:lvl>
   </w:abstractNum>
-  <w:abstractNum w:abstractNumId="8" w15:restartNumberingAfterBreak="0">
+  <w:abstractNum w:abstractNumId="10" w15:restartNumberingAfterBreak="0">
+    <w:nsid w:val="53C03099"/>
+    <w:multiLevelType w:val="hybridMultilevel"/>
+    <w:tmpl w:val="9A8212E2"/>
+    <w:lvl w:ilvl="0" w:tplc="4009000F">
+      <w:start w:val="1"/>
+      <w:numFmt w:val="decimal"/>
+      <w:lvlText w:val="%1."/>
+      <w:lvlJc w:val="left"/>
+      <w:pPr>
+        <w:ind w:left="720" w:hanging="360"/>
+      </w:pPr>
+    </w:lvl>
+    <w:lvl w:ilvl="1" w:tplc="40090019" w:tentative="1">
+      <w:start w:val="1"/>
+      <w:numFmt w:val="lowerLetter"/>
+      <w:lvlText w:val="%2."/>
+      <w:lvlJc w:val="left"/>
+      <w:pPr>
+        <w:ind w:left="1440" w:hanging="360"/>
+      </w:pPr>
+    </w:lvl>
+    <w:lvl w:ilvl="2" w:tplc="4009001B" w:tentative="1">
+      <w:start w:val="1"/>
+      <w:numFmt w:val="lowerRoman"/>
+      <w:lvlText w:val="%3."/>
+      <w:lvlJc w:val="right"/>
+      <w:pPr>
+        <w:ind w:left="2160" w:hanging="180"/>
+      </w:pPr>
+    </w:lvl>
+    <w:lvl w:ilvl="3" w:tplc="4009000F" w:tentative="1">
+      <w:start w:val="1"/>
+      <w:numFmt w:val="decimal"/>
+      <w:lvlText w:val="%4."/>
+      <w:lvlJc w:val="left"/>
+      <w:pPr>
+        <w:ind w:left="2880" w:hanging="360"/>
+      </w:pPr>
+    </w:lvl>
+    <w:lvl w:ilvl="4" w:tplc="40090019" w:tentative="1">
+      <w:start w:val="1"/>
+      <w:numFmt w:val="lowerLetter"/>
+      <w:lvlText w:val="%5."/>
+      <w:lvlJc w:val="left"/>
+      <w:pPr>
+        <w:ind w:left="3600" w:hanging="360"/>
+      </w:pPr>
+    </w:lvl>
+    <w:lvl w:ilvl="5" w:tplc="4009001B" w:tentative="1">
+      <w:start w:val="1"/>
+      <w:numFmt w:val="lowerRoman"/>
+      <w:lvlText w:val="%6."/>
+      <w:lvlJc w:val="right"/>
+      <w:pPr>
+        <w:ind w:left="4320" w:hanging="180"/>
+      </w:pPr>
+    </w:lvl>
+    <w:lvl w:ilvl="6" w:tplc="4009000F" w:tentative="1">
+      <w:start w:val="1"/>
+      <w:numFmt w:val="decimal"/>
+      <w:lvlText w:val="%7."/>
+      <w:lvlJc w:val="left"/>
+      <w:pPr>
+        <w:ind w:left="5040" w:hanging="360"/>
+      </w:pPr>
+    </w:lvl>
+    <w:lvl w:ilvl="7" w:tplc="40090019" w:tentative="1">
+      <w:start w:val="1"/>
+      <w:numFmt w:val="lowerLetter"/>
+      <w:lvlText w:val="%8."/>
+      <w:lvlJc w:val="left"/>
+      <w:pPr>
+        <w:ind w:left="5760" w:hanging="360"/>
+      </w:pPr>
+    </w:lvl>
+    <w:lvl w:ilvl="8" w:tplc="4009001B" w:tentative="1">
+      <w:start w:val="1"/>
+      <w:numFmt w:val="lowerRoman"/>
+      <w:lvlText w:val="%9."/>
+      <w:lvlJc w:val="right"/>
+      <w:pPr>
+        <w:ind w:left="6480" w:hanging="180"/>
+      </w:pPr>
+    </w:lvl>
+  </w:abstractNum>
+  <w:abstractNum w:abstractNumId="11" w15:restartNumberingAfterBreak="0">
+    <w:nsid w:val="55FD21E1"/>
+    <w:multiLevelType w:val="hybridMultilevel"/>
+    <w:tmpl w:val="DA90523E"/>
+    <w:lvl w:ilvl="0" w:tplc="40090001">
+      <w:start w:val="1"/>
+      <w:numFmt w:val="bullet"/>
+      <w:lvlText w:val=""/>
+      <w:lvlJc w:val="left"/>
+      <w:pPr>
+        <w:ind w:left="1350" w:hanging="360"/>
+      </w:pPr>
+      <w:rPr>
+        <w:rFonts w:ascii="Symbol" w:hAnsi="Symbol" w:hint="default"/>
+      </w:rPr>
+    </w:lvl>
+    <w:lvl w:ilvl="1" w:tplc="40090003" w:tentative="1">
+      <w:start w:val="1"/>
+      <w:numFmt w:val="bullet"/>
+      <w:lvlText w:val="o"/>
+      <w:lvlJc w:val="left"/>
+      <w:pPr>
+        <w:ind w:left="2070" w:hanging="360"/>
+      </w:pPr>
+      <w:rPr>
+        <w:rFonts w:ascii="Courier New" w:hAnsi="Courier New" w:cs="Courier New" w:hint="default"/>
+      </w:rPr>
+    </w:lvl>
+    <w:lvl w:ilvl="2" w:tplc="40090005" w:tentative="1">
+      <w:start w:val="1"/>
+      <w:numFmt w:val="bullet"/>
+      <w:lvlText w:val=""/>
+      <w:lvlJc w:val="left"/>
+      <w:pPr>
+        <w:ind w:left="2790" w:hanging="360"/>
+      </w:pPr>
+      <w:rPr>
+        <w:rFonts w:ascii="Wingdings" w:hAnsi="Wingdings" w:hint="default"/>
+      </w:rPr>
+    </w:lvl>
+    <w:lvl w:ilvl="3" w:tplc="40090001" w:tentative="1">
+      <w:start w:val="1"/>
+      <w:numFmt w:val="bullet"/>
+      <w:lvlText w:val=""/>
+      <w:lvlJc w:val="left"/>
+      <w:pPr>
+        <w:ind w:left="3510" w:hanging="360"/>
+      </w:pPr>
+      <w:rPr>
+        <w:rFonts w:ascii="Symbol" w:hAnsi="Symbol" w:hint="default"/>
+      </w:rPr>
+    </w:lvl>
+    <w:lvl w:ilvl="4" w:tplc="40090003" w:tentative="1">
+      <w:start w:val="1"/>
+      <w:numFmt w:val="bullet"/>
+      <w:lvlText w:val="o"/>
+      <w:lvlJc w:val="left"/>
+      <w:pPr>
+        <w:ind w:left="4230" w:hanging="360"/>
+      </w:pPr>
+      <w:rPr>
+        <w:rFonts w:ascii="Courier New" w:hAnsi="Courier New" w:cs="Courier New" w:hint="default"/>
+      </w:rPr>
+    </w:lvl>
+    <w:lvl w:ilvl="5" w:tplc="40090005" w:tentative="1">
+      <w:start w:val="1"/>
+      <w:numFmt w:val="bullet"/>
+      <w:lvlText w:val=""/>
+      <w:lvlJc w:val="left"/>
+      <w:pPr>
+        <w:ind w:left="4950" w:hanging="360"/>
+      </w:pPr>
+      <w:rPr>
+        <w:rFonts w:ascii="Wingdings" w:hAnsi="Wingdings" w:hint="default"/>
+      </w:rPr>
+    </w:lvl>
+    <w:lvl w:ilvl="6" w:tplc="40090001" w:tentative="1">
+      <w:start w:val="1"/>
+      <w:numFmt w:val="bullet"/>
+      <w:lvlText w:val=""/>
+      <w:lvlJc w:val="left"/>
+      <w:pPr>
+        <w:ind w:left="5670" w:hanging="360"/>
+      </w:pPr>
+      <w:rPr>
+        <w:rFonts w:ascii="Symbol" w:hAnsi="Symbol" w:hint="default"/>
+      </w:rPr>
+    </w:lvl>
+    <w:lvl w:ilvl="7" w:tplc="40090003" w:tentative="1">
+      <w:start w:val="1"/>
+      <w:numFmt w:val="bullet"/>
+      <w:lvlText w:val="o"/>
+      <w:lvlJc w:val="left"/>
+      <w:pPr>
+        <w:ind w:left="6390" w:hanging="360"/>
+      </w:pPr>
+      <w:rPr>
+        <w:rFonts w:ascii="Courier New" w:hAnsi="Courier New" w:cs="Courier New" w:hint="default"/>
+      </w:rPr>
+    </w:lvl>
+    <w:lvl w:ilvl="8" w:tplc="40090005" w:tentative="1">
+      <w:start w:val="1"/>
+      <w:numFmt w:val="bullet"/>
+      <w:lvlText w:val=""/>
+      <w:lvlJc w:val="left"/>
+      <w:pPr>
+        <w:ind w:left="7110" w:hanging="360"/>
+      </w:pPr>
+      <w:rPr>
+        <w:rFonts w:ascii="Wingdings" w:hAnsi="Wingdings" w:hint="default"/>
+      </w:rPr>
+    </w:lvl>
+  </w:abstractNum>
+  <w:abstractNum w:abstractNumId="12" w15:restartNumberingAfterBreak="0">
     <w:nsid w:val="6D1B66B1"/>
     <w:multiLevelType w:val="hybridMultilevel"/>
     <w:tmpl w:val="A86A60B4"/>
@@ -1844,7 +2486,7 @@
       </w:pPr>
     </w:lvl>
   </w:abstractNum>
-  <w:abstractNum w:abstractNumId="9" w15:restartNumberingAfterBreak="0">
+  <w:abstractNum w:abstractNumId="13" w15:restartNumberingAfterBreak="0">
     <w:nsid w:val="7DDD6BA3"/>
     <w:multiLevelType w:val="hybridMultilevel"/>
     <w:tmpl w:val="8EA85018"/>
@@ -1930,7 +2572,7 @@
       </w:pPr>
     </w:lvl>
   </w:abstractNum>
-  <w:abstractNum w:abstractNumId="10" w15:restartNumberingAfterBreak="0">
+  <w:abstractNum w:abstractNumId="14" w15:restartNumberingAfterBreak="0">
     <w:nsid w:val="7EB00821"/>
     <w:multiLevelType w:val="hybridMultilevel"/>
     <w:tmpl w:val="85685D6A"/>
@@ -2020,34 +2662,46 @@
     <w:abstractNumId w:val="0"/>
   </w:num>
   <w:num w:numId="2" w16cid:durableId="968171092">
-    <w:abstractNumId w:val="6"/>
+    <w:abstractNumId w:val="8"/>
   </w:num>
   <w:num w:numId="3" w16cid:durableId="1824471183">
-    <w:abstractNumId w:val="10"/>
+    <w:abstractNumId w:val="14"/>
   </w:num>
   <w:num w:numId="4" w16cid:durableId="150564140">
+    <w:abstractNumId w:val="13"/>
+  </w:num>
+  <w:num w:numId="5" w16cid:durableId="3633998">
     <w:abstractNumId w:val="9"/>
   </w:num>
-  <w:num w:numId="5" w16cid:durableId="3633998">
+  <w:num w:numId="6" w16cid:durableId="789250908">
     <w:abstractNumId w:val="7"/>
   </w:num>
-  <w:num w:numId="6" w16cid:durableId="789250908">
+  <w:num w:numId="7" w16cid:durableId="1577125054">
     <w:abstractNumId w:val="5"/>
   </w:num>
-  <w:num w:numId="7" w16cid:durableId="1577125054">
+  <w:num w:numId="8" w16cid:durableId="877205855">
     <w:abstractNumId w:val="4"/>
-  </w:num>
-  <w:num w:numId="8" w16cid:durableId="877205855">
-    <w:abstractNumId w:val="3"/>
   </w:num>
   <w:num w:numId="9" w16cid:durableId="1131434372">
     <w:abstractNumId w:val="1"/>
   </w:num>
   <w:num w:numId="10" w16cid:durableId="230163619">
+    <w:abstractNumId w:val="3"/>
+  </w:num>
+  <w:num w:numId="11" w16cid:durableId="60834212">
+    <w:abstractNumId w:val="12"/>
+  </w:num>
+  <w:num w:numId="12" w16cid:durableId="126358185">
     <w:abstractNumId w:val="2"/>
   </w:num>
-  <w:num w:numId="11" w16cid:durableId="60834212">
-    <w:abstractNumId w:val="8"/>
+  <w:num w:numId="13" w16cid:durableId="955987978">
+    <w:abstractNumId w:val="6"/>
+  </w:num>
+  <w:num w:numId="14" w16cid:durableId="1244756515">
+    <w:abstractNumId w:val="10"/>
+  </w:num>
+  <w:num w:numId="15" w16cid:durableId="1558005983">
+    <w:abstractNumId w:val="11"/>
   </w:num>
 </w:numbering>
 </file>
@@ -2655,7 +3309,6 @@
   <w:style w:type="character" w:default="1" w:styleId="DefaultParagraphFont">
     <w:name w:val="Default Paragraph Font"/>
     <w:uiPriority w:val="1"/>
-    <w:semiHidden/>
     <w:unhideWhenUsed/>
   </w:style>
   <w:style w:type="table" w:default="1" w:styleId="TableNormal">
